--- a/уч_практика.docx
+++ b/уч_практика.docx
@@ -4,65 +4,41 @@
   <w:body>
     <w:p>
       <w:pPr>
-        <w:pStyle w:val="2"/>
-        <w:spacing w:before="0" w:line="360" w:lineRule="auto"/>
-        <w:ind w:firstLine="709"/>
+        <w:pBdr>
+          <w:top w:val="nil"/>
+          <w:left w:val="nil"/>
+          <w:bottom w:val="nil"/>
+          <w:right w:val="nil"/>
+          <w:between w:val="nil"/>
+        </w:pBdr>
+        <w:spacing w:after="0" w:line="360" w:lineRule="auto"/>
         <w:jc w:val="both"/>
         <w:rPr>
-          <w:rFonts w:ascii="Times New Roman" w:hAnsi="Times New Roman" w:cs="Times New Roman"/>
+          <w:rFonts w:eastAsia="Calibri"/>
           <w:color w:val="000000"/>
           <w:sz w:val="28"/>
           <w:szCs w:val="28"/>
-        </w:rPr>
-      </w:pPr>
-      <w:r>
-        <w:rPr>
-          <w:rFonts w:ascii="Times New Roman" w:hAnsi="Times New Roman" w:cs="Times New Roman"/>
-          <w:color w:val="000000"/>
-          <w:sz w:val="28"/>
-          <w:szCs w:val="28"/>
-        </w:rPr>
-        <w:t xml:space="preserve">Этап 2. </w:t>
+          <w:lang w:val="ru-RU"/>
+        </w:rPr>
+      </w:pPr>
+      <w:r>
+        <w:t>Работа арены виртуальной реальности с сеансовым обслуживанием</w:t>
       </w:r>
       <w:proofErr w:type="gramStart"/>
       <w:r>
-        <w:rPr>
-          <w:rFonts w:ascii="Times New Roman" w:hAnsi="Times New Roman" w:cs="Times New Roman"/>
-          <w:color w:val="000000"/>
-          <w:sz w:val="28"/>
-          <w:szCs w:val="28"/>
-        </w:rPr>
-        <w:t>Исследовательский</w:t>
+        <w:t>.</w:t>
       </w:r>
       <w:proofErr w:type="gramEnd"/>
       <w:r>
-        <w:rPr>
-          <w:rFonts w:ascii="Times New Roman" w:hAnsi="Times New Roman" w:cs="Times New Roman"/>
-          <w:color w:val="000000"/>
-          <w:sz w:val="28"/>
-          <w:szCs w:val="28"/>
-        </w:rPr>
-        <w:t xml:space="preserve"> — недели 1–4 (1–28 сентября)</w:t>
-      </w:r>
-    </w:p>
-    <w:p>
-      <w:pPr>
-        <w:spacing w:after="0" w:line="360" w:lineRule="auto"/>
-        <w:ind w:firstLine="709"/>
-        <w:jc w:val="both"/>
-        <w:rPr>
-          <w:rFonts w:eastAsia="Calibri"/>
-          <w:sz w:val="28"/>
-          <w:szCs w:val="28"/>
-        </w:rPr>
-      </w:pPr>
-      <w:r>
-        <w:rPr>
-          <w:rFonts w:eastAsia="Calibri"/>
-          <w:sz w:val="28"/>
-          <w:szCs w:val="28"/>
-        </w:rPr>
-        <w:t>Задание:</w:t>
+        <w:t xml:space="preserve"> </w:t>
+      </w:r>
+      <w:proofErr w:type="gramStart"/>
+      <w:r>
+        <w:t>п</w:t>
+      </w:r>
+      <w:proofErr w:type="gramEnd"/>
+      <w:r>
+        <w:t>одробно распиши</w:t>
       </w:r>
     </w:p>
     <w:p>
@@ -94,7 +70,7 @@
           <w:sz w:val="28"/>
           <w:szCs w:val="28"/>
         </w:rPr>
-        <w:t>Освоение среды разработки и системы контроля версий.</w:t>
+        <w:t>Обследование и анализ предметной области по открытым источникам сети Интернет.</w:t>
       </w:r>
     </w:p>
     <w:p>
@@ -126,7 +102,7 @@
           <w:sz w:val="28"/>
           <w:szCs w:val="28"/>
         </w:rPr>
-        <w:t>Обследование и анализ предметной области по открытым источникам сети Интернет.</w:t>
+        <w:t>Обзор истории развития основного бизнес-процесса юридических лиц как вида экономической деятельности в РФ в XXI веке.</w:t>
       </w:r>
     </w:p>
     <w:p>
@@ -158,7 +134,7 @@
           <w:sz w:val="28"/>
           <w:szCs w:val="28"/>
         </w:rPr>
-        <w:t>Обзор истории развития основного бизнес-процесса юридических лиц как вида экономической деятельности в РФ в XXI веке.</w:t>
+        <w:t>Текстовое описание основного бизнес-процесса.</w:t>
       </w:r>
     </w:p>
     <w:p>
@@ -190,7 +166,7 @@
           <w:sz w:val="28"/>
           <w:szCs w:val="28"/>
         </w:rPr>
-        <w:t>Текстовое описание основного бизнес-процесса.</w:t>
+        <w:t>Перевод фрагмента иностранного источника по теме практики.</w:t>
       </w:r>
     </w:p>
     <w:p>
@@ -222,38 +198,6 @@
           <w:sz w:val="28"/>
           <w:szCs w:val="28"/>
         </w:rPr>
-        <w:t>Перевод фрагмента иностранного источника по теме практики.</w:t>
-      </w:r>
-    </w:p>
-    <w:p>
-      <w:pPr>
-        <w:numPr>
-          <w:ilvl w:val="0"/>
-          <w:numId w:val="1"/>
-        </w:numPr>
-        <w:pBdr>
-          <w:top w:val="nil"/>
-          <w:left w:val="nil"/>
-          <w:bottom w:val="nil"/>
-          <w:right w:val="nil"/>
-          <w:between w:val="nil"/>
-        </w:pBdr>
-        <w:spacing w:after="0" w:line="360" w:lineRule="auto"/>
-        <w:ind w:left="0" w:firstLine="709"/>
-        <w:jc w:val="both"/>
-        <w:rPr>
-          <w:color w:val="000000"/>
-          <w:sz w:val="28"/>
-          <w:szCs w:val="28"/>
-        </w:rPr>
-      </w:pPr>
-      <w:r>
-        <w:rPr>
-          <w:rFonts w:eastAsia="Calibri"/>
-          <w:color w:val="000000"/>
-          <w:sz w:val="28"/>
-          <w:szCs w:val="28"/>
-        </w:rPr>
         <w:t>Формирование списка источников (не ст</w:t>
       </w:r>
       <w:r>
@@ -295,7 +239,7 @@
           <w:b/>
           <w:sz w:val="28"/>
           <w:szCs w:val="28"/>
-          <w:lang w:val="ru-RU"/>
+          <w:lang w:val="en-US"/>
         </w:rPr>
       </w:pPr>
       <w:r>
@@ -352,17 +296,7 @@
           <w:szCs w:val="28"/>
           <w:lang w:val="ru-RU"/>
         </w:rPr>
-        <w:t>В качестве основных сред</w:t>
-      </w:r>
-      <w:bookmarkStart w:id="0" w:name="_GoBack"/>
-      <w:bookmarkEnd w:id="0"/>
-      <w:r>
-        <w:rPr>
-          <w:sz w:val="28"/>
-          <w:szCs w:val="28"/>
-          <w:lang w:val="ru-RU"/>
-        </w:rPr>
-        <w:t xml:space="preserve"> разработки выбраны</w:t>
+        <w:t>В качестве основных сред разработки выбраны</w:t>
       </w:r>
       <w:r>
         <w:rPr>
@@ -665,25 +599,7 @@
           <w:sz w:val="28"/>
           <w:szCs w:val="28"/>
         </w:rPr>
-        <w:t>проектирование</w:t>
-      </w:r>
-      <w:r>
-        <w:rPr>
-          <w:rFonts w:eastAsia="Calibri"/>
-          <w:color w:val="000000"/>
-          <w:sz w:val="28"/>
-          <w:szCs w:val="28"/>
-        </w:rPr>
-        <w:t xml:space="preserve"> классов, иерархий наследования и интер</w:t>
-      </w:r>
-      <w:r>
-        <w:rPr>
-          <w:rFonts w:eastAsia="Calibri"/>
-          <w:color w:val="000000"/>
-          <w:sz w:val="28"/>
-          <w:szCs w:val="28"/>
-        </w:rPr>
-        <w:t>фейсов</w:t>
+        <w:t>проектирование классов, иерархий наследования и интерфейсов</w:t>
       </w:r>
       <w:r>
         <w:rPr>
@@ -733,6 +649,578 @@
           <w:lang w:val="ru-RU"/>
         </w:rPr>
       </w:pPr>
+      <w:r>
+        <w:rPr>
+          <w:sz w:val="28"/>
+          <w:szCs w:val="28"/>
+          <w:lang w:val="ru-RU"/>
+        </w:rPr>
+        <w:t>Эти две среды разработки о</w:t>
+      </w:r>
+      <w:r>
+        <w:rPr>
+          <w:sz w:val="28"/>
+          <w:szCs w:val="28"/>
+          <w:lang w:val="ru-RU"/>
+        </w:rPr>
+        <w:t>бладают удобным интерфейсом и предоставляют все функции необходимые для разработки любого программного продукта.</w:t>
+      </w:r>
+    </w:p>
+    <w:p>
+      <w:pPr>
+        <w:spacing w:after="0" w:line="360" w:lineRule="auto"/>
+        <w:ind w:firstLine="709"/>
+        <w:jc w:val="both"/>
+        <w:rPr>
+          <w:sz w:val="28"/>
+          <w:szCs w:val="28"/>
+          <w:lang w:val="ru-RU"/>
+        </w:rPr>
+      </w:pPr>
+      <w:r>
+        <w:rPr>
+          <w:sz w:val="28"/>
+          <w:szCs w:val="28"/>
+          <w:lang w:val="ru-RU"/>
+        </w:rPr>
+        <w:t xml:space="preserve">Также в процессе разработки будет использоваться система контроля версий </w:t>
+      </w:r>
+      <w:proofErr w:type="spellStart"/>
+      <w:r>
+        <w:rPr>
+          <w:sz w:val="28"/>
+          <w:szCs w:val="28"/>
+          <w:lang w:val="en-US"/>
+        </w:rPr>
+        <w:t>Git</w:t>
+      </w:r>
+      <w:proofErr w:type="spellEnd"/>
+      <w:r>
+        <w:rPr>
+          <w:sz w:val="28"/>
+          <w:szCs w:val="28"/>
+          <w:lang w:val="ru-RU"/>
+        </w:rPr>
+        <w:t xml:space="preserve">. </w:t>
+      </w:r>
+      <w:r>
+        <w:rPr>
+          <w:sz w:val="28"/>
+          <w:szCs w:val="28"/>
+          <w:lang w:val="ru-RU"/>
+        </w:rPr>
+        <w:t xml:space="preserve">А для хостинга онлайн – </w:t>
+      </w:r>
+      <w:proofErr w:type="spellStart"/>
+      <w:r>
+        <w:rPr>
+          <w:sz w:val="28"/>
+          <w:szCs w:val="28"/>
+          <w:lang w:val="en-US"/>
+        </w:rPr>
+        <w:t>GitHub</w:t>
+      </w:r>
+      <w:proofErr w:type="spellEnd"/>
+      <w:r>
+        <w:rPr>
+          <w:sz w:val="28"/>
+          <w:szCs w:val="28"/>
+          <w:lang w:val="ru-RU"/>
+        </w:rPr>
+        <w:t>, что позволит потенциально разрабатывать проект в команде или работать над ним с любого удобного персонального компьютера.</w:t>
+      </w:r>
+    </w:p>
+    <w:p>
+      <w:pPr>
+        <w:spacing w:after="0" w:line="360" w:lineRule="auto"/>
+        <w:ind w:firstLine="709"/>
+        <w:jc w:val="both"/>
+        <w:rPr>
+          <w:sz w:val="28"/>
+          <w:szCs w:val="28"/>
+          <w:lang w:val="ru-RU"/>
+        </w:rPr>
+      </w:pPr>
+    </w:p>
+    <w:p>
+      <w:pPr>
+        <w:spacing w:after="0" w:line="360" w:lineRule="auto"/>
+        <w:ind w:firstLine="709"/>
+        <w:jc w:val="both"/>
+        <w:rPr>
+          <w:b/>
+          <w:sz w:val="28"/>
+          <w:szCs w:val="28"/>
+          <w:lang w:val="ru-RU"/>
+        </w:rPr>
+      </w:pPr>
+      <w:r>
+        <w:rPr>
+          <w:b/>
+          <w:sz w:val="28"/>
+          <w:szCs w:val="28"/>
+          <w:lang w:val="ru-RU"/>
+        </w:rPr>
+        <w:t>2 Обследование и анализ предметной области</w:t>
+      </w:r>
+    </w:p>
+    <w:p>
+      <w:pPr>
+        <w:spacing w:after="0" w:line="360" w:lineRule="auto"/>
+        <w:ind w:firstLine="709"/>
+        <w:jc w:val="both"/>
+        <w:rPr>
+          <w:rStyle w:val="rynqvb"/>
+          <w:sz w:val="28"/>
+          <w:szCs w:val="28"/>
+          <w:lang w:val="ru-RU"/>
+        </w:rPr>
+      </w:pPr>
+      <w:r>
+        <w:rPr>
+          <w:rStyle w:val="rynqvb"/>
+          <w:sz w:val="28"/>
+          <w:szCs w:val="28"/>
+        </w:rPr>
+        <w:t>Виртуальная реальность</w:t>
+      </w:r>
+      <w:r>
+        <w:rPr>
+          <w:rStyle w:val="rynqvb"/>
+          <w:sz w:val="28"/>
+          <w:szCs w:val="28"/>
+          <w:lang w:val="ru-RU"/>
+        </w:rPr>
+        <w:t xml:space="preserve"> </w:t>
+      </w:r>
+      <w:r>
+        <w:rPr>
+          <w:rStyle w:val="rynqvb"/>
+          <w:sz w:val="28"/>
+          <w:szCs w:val="28"/>
+          <w:lang w:val="ru-RU"/>
+        </w:rPr>
+        <w:t>(</w:t>
+      </w:r>
+      <w:r>
+        <w:rPr>
+          <w:rStyle w:val="rynqvb"/>
+          <w:sz w:val="28"/>
+          <w:szCs w:val="28"/>
+          <w:lang w:val="en-US"/>
+        </w:rPr>
+        <w:t>VR</w:t>
+      </w:r>
+      <w:r>
+        <w:rPr>
+          <w:rStyle w:val="rynqvb"/>
+          <w:sz w:val="28"/>
+          <w:szCs w:val="28"/>
+          <w:lang w:val="ru-RU"/>
+        </w:rPr>
+        <w:t>)</w:t>
+      </w:r>
+      <w:r>
+        <w:rPr>
+          <w:rStyle w:val="rynqvb"/>
+          <w:sz w:val="28"/>
+          <w:szCs w:val="28"/>
+          <w:lang w:val="ru-RU"/>
+        </w:rPr>
+        <w:t xml:space="preserve"> </w:t>
+      </w:r>
+      <w:r>
+        <w:rPr>
+          <w:rStyle w:val="rynqvb"/>
+          <w:sz w:val="28"/>
+          <w:szCs w:val="28"/>
+          <w:lang w:val="ru-RU"/>
+        </w:rPr>
+        <w:t>-</w:t>
+      </w:r>
+      <w:r>
+        <w:rPr>
+          <w:rStyle w:val="rynqvb"/>
+          <w:sz w:val="28"/>
+          <w:szCs w:val="28"/>
+        </w:rPr>
+        <w:t xml:space="preserve"> это среда, состоящая из сцен или объектов, выглядящих как </w:t>
+      </w:r>
+      <w:proofErr w:type="gramStart"/>
+      <w:r>
+        <w:rPr>
+          <w:rStyle w:val="rynqvb"/>
+          <w:sz w:val="28"/>
+          <w:szCs w:val="28"/>
+        </w:rPr>
+        <w:t>настоящие</w:t>
+      </w:r>
+      <w:proofErr w:type="gramEnd"/>
+      <w:r>
+        <w:rPr>
+          <w:rStyle w:val="rynqvb"/>
+          <w:sz w:val="28"/>
+          <w:szCs w:val="28"/>
+        </w:rPr>
+        <w:t xml:space="preserve">. Она создается с помощью программного обеспечения и вызывает у пользователя ощущение полного погружения в происходящее. Пользователь наблюдает эту среду на экране дисплея или через специальные устройства, такие как очки или шлем виртуальной реальности. Кроме того, система может дополняться другими </w:t>
+      </w:r>
+      <w:r>
+        <w:rPr>
+          <w:rStyle w:val="rynqvb"/>
+          <w:sz w:val="28"/>
+          <w:szCs w:val="28"/>
+        </w:rPr>
+        <w:lastRenderedPageBreak/>
+        <w:t xml:space="preserve">устройствами, например, перчатками или специальными костюмами, </w:t>
+      </w:r>
+      <w:r>
+        <w:rPr>
+          <w:rStyle w:val="rynqvb"/>
+          <w:sz w:val="28"/>
+          <w:szCs w:val="28"/>
+          <w:lang w:val="ru-RU"/>
+        </w:rPr>
+        <w:t>-</w:t>
+      </w:r>
+      <w:r>
+        <w:rPr>
+          <w:rStyle w:val="rynqvb"/>
+          <w:sz w:val="28"/>
+          <w:szCs w:val="28"/>
+        </w:rPr>
+        <w:t xml:space="preserve"> которые обеспечивают более активное взаимодействие со средой и позволяют воспринимать различные стимулы, усиливающие ощущение реальности.</w:t>
+      </w:r>
+    </w:p>
+    <w:p>
+      <w:pPr>
+        <w:spacing w:after="0" w:line="360" w:lineRule="auto"/>
+        <w:ind w:firstLine="709"/>
+        <w:jc w:val="both"/>
+        <w:rPr>
+          <w:rStyle w:val="rynqvb"/>
+          <w:sz w:val="28"/>
+          <w:szCs w:val="28"/>
+        </w:rPr>
+      </w:pPr>
+      <w:r>
+        <w:rPr>
+          <w:sz w:val="28"/>
+          <w:szCs w:val="28"/>
+          <w:lang w:val="ru-RU"/>
+        </w:rPr>
+        <w:t xml:space="preserve">Сейчас виртуальная реальность получила большое распространение и </w:t>
+      </w:r>
+      <w:r>
+        <w:rPr>
+          <w:sz w:val="28"/>
+          <w:szCs w:val="28"/>
+          <w:lang w:val="ru-RU"/>
+        </w:rPr>
+        <w:t xml:space="preserve">применяется в самых разных областях: </w:t>
+      </w:r>
+      <w:r>
+        <w:rPr>
+          <w:sz w:val="28"/>
+          <w:szCs w:val="28"/>
+          <w:lang w:val="ru-RU"/>
+        </w:rPr>
+        <w:t>здравоохранении</w:t>
+      </w:r>
+      <w:r>
+        <w:rPr>
+          <w:sz w:val="28"/>
+          <w:szCs w:val="28"/>
+          <w:lang w:val="ru-RU"/>
+        </w:rPr>
+        <w:t>, о</w:t>
+      </w:r>
+      <w:bookmarkStart w:id="0" w:name="_GoBack"/>
+      <w:bookmarkEnd w:id="0"/>
+      <w:r>
+        <w:rPr>
+          <w:sz w:val="28"/>
+          <w:szCs w:val="28"/>
+          <w:lang w:val="ru-RU"/>
+        </w:rPr>
+        <w:t>бучении, автомобильной промышленности, архитектуре, торговле и т.д.</w:t>
+      </w:r>
+      <w:r>
+        <w:rPr>
+          <w:sz w:val="28"/>
+          <w:szCs w:val="28"/>
+          <w:lang w:val="ru-RU"/>
+        </w:rPr>
+        <w:t xml:space="preserve"> Но первое, что приходит многим в голову при словах виртуальная реальность – это </w:t>
+      </w:r>
+      <w:r>
+        <w:rPr>
+          <w:sz w:val="28"/>
+          <w:szCs w:val="28"/>
+          <w:lang w:val="ru-RU"/>
+        </w:rPr>
+        <w:t xml:space="preserve">индустрия </w:t>
+      </w:r>
+      <w:r>
+        <w:rPr>
+          <w:rStyle w:val="rynqvb"/>
+          <w:sz w:val="28"/>
+          <w:szCs w:val="28"/>
+        </w:rPr>
+        <w:t>развлечений.</w:t>
+      </w:r>
+    </w:p>
+    <w:p>
+      <w:pPr>
+        <w:spacing w:after="0" w:line="360" w:lineRule="auto"/>
+        <w:ind w:firstLine="709"/>
+        <w:jc w:val="both"/>
+        <w:rPr>
+          <w:sz w:val="28"/>
+          <w:szCs w:val="28"/>
+          <w:lang w:val="ru-RU"/>
+        </w:rPr>
+      </w:pPr>
+      <w:r>
+        <w:rPr>
+          <w:sz w:val="28"/>
+          <w:szCs w:val="28"/>
+          <w:lang w:val="ru-RU"/>
+        </w:rPr>
+        <w:t xml:space="preserve">Индустрия развлечений одной из первых начала внедрять технологии виртуальной реальности. Они широко используются в онлайн-играх, кинотеатрах и тематических парках. Виртуальная реальность стремительно преображает сферу развлечений, создавая </w:t>
+      </w:r>
+      <w:proofErr w:type="spellStart"/>
+      <w:r>
+        <w:rPr>
+          <w:sz w:val="28"/>
+          <w:szCs w:val="28"/>
+          <w:lang w:val="ru-RU"/>
+        </w:rPr>
+        <w:t>иммерсивный</w:t>
+      </w:r>
+      <w:proofErr w:type="spellEnd"/>
+      <w:r>
+        <w:rPr>
+          <w:sz w:val="28"/>
+          <w:szCs w:val="28"/>
+          <w:lang w:val="ru-RU"/>
+        </w:rPr>
+        <w:t xml:space="preserve"> опыт, выходящий за рамки традиционных </w:t>
+      </w:r>
+      <w:proofErr w:type="spellStart"/>
+      <w:r>
+        <w:rPr>
+          <w:sz w:val="28"/>
+          <w:szCs w:val="28"/>
+          <w:lang w:val="ru-RU"/>
+        </w:rPr>
+        <w:t>медиаформатов</w:t>
+      </w:r>
+      <w:proofErr w:type="spellEnd"/>
+      <w:r>
+        <w:rPr>
+          <w:sz w:val="28"/>
+          <w:szCs w:val="28"/>
+          <w:lang w:val="ru-RU"/>
+        </w:rPr>
+        <w:t>.</w:t>
+      </w:r>
+      <w:r>
+        <w:rPr>
+          <w:sz w:val="28"/>
+          <w:szCs w:val="28"/>
+          <w:lang w:val="ru-RU"/>
+        </w:rPr>
+        <w:t xml:space="preserve"> </w:t>
+      </w:r>
+    </w:p>
+    <w:p>
+      <w:pPr>
+        <w:spacing w:after="0" w:line="360" w:lineRule="auto"/>
+        <w:ind w:firstLine="709"/>
+        <w:jc w:val="both"/>
+        <w:rPr>
+          <w:sz w:val="28"/>
+          <w:szCs w:val="28"/>
+          <w:lang w:val="ru-RU"/>
+        </w:rPr>
+      </w:pPr>
+      <w:r>
+        <w:rPr>
+          <w:sz w:val="28"/>
+          <w:szCs w:val="28"/>
+          <w:lang w:val="ru-RU"/>
+        </w:rPr>
+        <w:t xml:space="preserve">Виртуальная реальность позволяет обеспечивать </w:t>
+      </w:r>
+      <w:r>
+        <w:rPr>
+          <w:rStyle w:val="rynqvb"/>
+          <w:sz w:val="28"/>
+          <w:szCs w:val="28"/>
+        </w:rPr>
+        <w:t>непревзойденный уровень погружения и физического участия</w:t>
+      </w:r>
+      <w:r>
+        <w:rPr>
+          <w:rStyle w:val="rynqvb"/>
+          <w:sz w:val="28"/>
+          <w:szCs w:val="28"/>
+          <w:lang w:val="ru-RU"/>
+        </w:rPr>
+        <w:t>, укреплять социальные связи в у</w:t>
+      </w:r>
+      <w:r>
+        <w:rPr>
+          <w:rStyle w:val="rynqvb"/>
+          <w:sz w:val="28"/>
+          <w:szCs w:val="28"/>
+          <w:lang w:val="ru-RU"/>
+        </w:rPr>
+        <w:t>никальной цифровой среде онлайн-</w:t>
+      </w:r>
+      <w:r>
+        <w:rPr>
+          <w:rStyle w:val="rynqvb"/>
+          <w:sz w:val="28"/>
+          <w:szCs w:val="28"/>
+          <w:lang w:val="ru-RU"/>
+        </w:rPr>
+        <w:t>игр,</w:t>
+      </w:r>
+      <w:r>
+        <w:rPr>
+          <w:rStyle w:val="rynqvb"/>
+          <w:sz w:val="28"/>
+          <w:szCs w:val="28"/>
+          <w:lang w:val="ru-RU"/>
+        </w:rPr>
+        <w:t xml:space="preserve"> участвовать в мероприятиях</w:t>
+      </w:r>
+      <w:r>
+        <w:rPr>
+          <w:rStyle w:val="rynqvb"/>
+          <w:sz w:val="28"/>
+          <w:szCs w:val="28"/>
+          <w:lang w:val="ru-RU"/>
+        </w:rPr>
+        <w:t xml:space="preserve"> в реальном времени, не выходя из дома.</w:t>
+      </w:r>
+    </w:p>
+    <w:p>
+      <w:pPr>
+        <w:spacing w:after="0" w:line="360" w:lineRule="auto"/>
+        <w:ind w:firstLine="709"/>
+        <w:jc w:val="both"/>
+        <w:rPr>
+          <w:b/>
+          <w:sz w:val="28"/>
+          <w:szCs w:val="28"/>
+          <w:lang w:val="ru-RU"/>
+        </w:rPr>
+      </w:pPr>
+      <w:r>
+        <w:rPr>
+          <w:sz w:val="28"/>
+          <w:szCs w:val="28"/>
+          <w:lang w:val="ru-RU"/>
+        </w:rPr>
+        <w:t xml:space="preserve">Наиболее распространенной </w:t>
+      </w:r>
+      <w:proofErr w:type="gramStart"/>
+      <w:r>
+        <w:rPr>
+          <w:sz w:val="28"/>
+          <w:szCs w:val="28"/>
+          <w:lang w:val="ru-RU"/>
+        </w:rPr>
+        <w:t>бизнес-моделью</w:t>
+      </w:r>
+      <w:proofErr w:type="gramEnd"/>
+      <w:r>
+        <w:rPr>
+          <w:sz w:val="28"/>
+          <w:szCs w:val="28"/>
+          <w:lang w:val="ru-RU"/>
+        </w:rPr>
+        <w:t xml:space="preserve"> в этой области является клуб с ареной виртуальной реальности </w:t>
+      </w:r>
+      <w:r>
+        <w:rPr>
+          <w:sz w:val="28"/>
+          <w:szCs w:val="28"/>
+          <w:lang w:val="ru-RU"/>
+        </w:rPr>
+        <w:t>(</w:t>
+      </w:r>
+      <w:r>
+        <w:rPr>
+          <w:sz w:val="28"/>
+          <w:szCs w:val="28"/>
+          <w:lang w:val="en-US"/>
+        </w:rPr>
+        <w:t>VR</w:t>
+      </w:r>
+      <w:r>
+        <w:rPr>
+          <w:sz w:val="28"/>
+          <w:szCs w:val="28"/>
+          <w:lang w:val="ru-RU"/>
+        </w:rPr>
+        <w:t>-</w:t>
+      </w:r>
+      <w:r>
+        <w:rPr>
+          <w:sz w:val="28"/>
+          <w:szCs w:val="28"/>
+          <w:lang w:val="ru-RU"/>
+        </w:rPr>
+        <w:t xml:space="preserve">арена). Аудитория </w:t>
+      </w:r>
+      <w:r>
+        <w:rPr>
+          <w:sz w:val="28"/>
+          <w:szCs w:val="28"/>
+          <w:lang w:val="en-US"/>
+        </w:rPr>
+        <w:t>VR</w:t>
+      </w:r>
+      <w:r>
+        <w:rPr>
+          <w:sz w:val="28"/>
+          <w:szCs w:val="28"/>
+          <w:lang w:val="ru-RU"/>
+        </w:rPr>
+        <w:t>-</w:t>
+      </w:r>
+      <w:r>
+        <w:rPr>
+          <w:sz w:val="28"/>
+          <w:szCs w:val="28"/>
+          <w:lang w:val="ru-RU"/>
+        </w:rPr>
+        <w:t xml:space="preserve">клубов отличается </w:t>
+      </w:r>
+      <w:r>
+        <w:rPr>
+          <w:rStyle w:val="rynqvb"/>
+        </w:rPr>
+        <w:t>значительным разнообразием с точки зрения возраста и интересов.</w:t>
+      </w:r>
+      <w:r>
+        <w:rPr>
+          <w:rStyle w:val="hwtze"/>
+          <w:rFonts w:eastAsia="Calibri"/>
+        </w:rPr>
+        <w:t xml:space="preserve"> </w:t>
+      </w:r>
+      <w:proofErr w:type="gramStart"/>
+      <w:r>
+        <w:rPr>
+          <w:rStyle w:val="rynqvb"/>
+        </w:rPr>
+        <w:t>Виртуальная реальность привлекает не только заядлых геймеров, но и самую широкую аудиторию — от детей до пожилых людей</w:t>
+      </w:r>
+      <w:proofErr w:type="gramEnd"/>
     </w:p>
     <w:sectPr>
       <w:pgSz w:w="11906" w:h="16838"/>
@@ -1400,6 +1888,16 @@
       <w:bCs/>
     </w:rPr>
   </w:style>
+  <w:style w:type="character" w:customStyle="1" w:styleId="rynqvb">
+    <w:name w:val="rynqvb"/>
+    <w:basedOn w:val="a0"/>
+    <w:rsid w:val="00340DAE"/>
+  </w:style>
+  <w:style w:type="character" w:customStyle="1" w:styleId="hwtze">
+    <w:name w:val="hwtze"/>
+    <w:basedOn w:val="a0"/>
+    <w:rsid w:val="00C27A64"/>
+  </w:style>
 </w:styles>
 </file>
 
@@ -1661,6 +2159,16 @@
       <w:b/>
       <w:bCs/>
     </w:rPr>
+  </w:style>
+  <w:style w:type="character" w:customStyle="1" w:styleId="rynqvb">
+    <w:name w:val="rynqvb"/>
+    <w:basedOn w:val="a0"/>
+    <w:rsid w:val="00340DAE"/>
+  </w:style>
+  <w:style w:type="character" w:customStyle="1" w:styleId="hwtze">
+    <w:name w:val="hwtze"/>
+    <w:basedOn w:val="a0"/>
+    <w:rsid w:val="00C27A64"/>
   </w:style>
 </w:styles>
 </file>
